--- a/assets/pdf/職務経歴書.docx
+++ b/assets/pdf/職務経歴書.docx
@@ -72,7 +72,7 @@
                 <w:w w:val="110"/>
                 <w:sz w:val="20"/>
               </w:rPr>
-              <w:t>2025</w:t>
+              <w:t>2026</w:t>
             </w:r>
             <w:r>
               <w:rPr>
@@ -88,7 +88,7 @@
                 <w:w w:val="110"/>
                 <w:sz w:val="20"/>
               </w:rPr>
-              <w:t>02</w:t>
+              <w:t>10</w:t>
             </w:r>
             <w:r>
               <w:rPr>
@@ -874,11 +874,19 @@
             </w:pPr>
             <w:r>
               <w:rPr>
+                <w:spacing w:val="-2"/>
+                <w:sz w:val="20"/>
+                <w:lang w:eastAsia="ja-JP"/>
+              </w:rPr>
+              <w:t>〒</w:t>
+            </w:r>
+            <w:r>
+              <w:rPr>
                 <w:spacing w:val="-4"/>
                 <w:sz w:val="20"/>
                 <w:lang w:eastAsia="ja-JP"/>
               </w:rPr>
-              <w:t>ヒョウゴケンカトウシシモタキノ３チョウメ１３９パークサイドビュー１０２</w:t>
+              <w:t>482-0001 アイチケン イワクラシ ヒガシシンマチ シモザカイ 52バンチ イワクラダンチ 50ゴウトウ 401</w:t>
             </w:r>
           </w:p>
         </w:tc>
@@ -1084,15 +1092,7 @@
                 <w:sz w:val="20"/>
                 <w:lang w:eastAsia="ja-JP"/>
               </w:rPr>
-              <w:t>〒679-0212 兵庫県加東市下滝野３丁目１３９ パークサイドビュー</w:t>
-            </w:r>
-            <w:r>
-              <w:rPr>
-                <w:spacing w:val="-5"/>
-                <w:sz w:val="20"/>
-                <w:lang w:eastAsia="ja-JP"/>
-              </w:rPr>
-              <w:t>102</w:t>
+              <w:t>〒482-0001 愛知県岩倉市東新町下境52番地 岩倉団地50号棟401</w:t>
             </w:r>
           </w:p>
         </w:tc>
@@ -2733,6 +2733,86 @@
                 <w:lang w:eastAsia="ja-JP"/>
               </w:rPr>
               <w:t>運転免許証を取りました。</w:t>
+            </w:r>
+          </w:p>
+        </w:tc>
+      </w:tr>
+      <w:tr>
+        <w:trPr>
+          <w:trHeight w:val="390"/>
+        </w:trPr>
+        <w:tc>
+          <w:tcPr>
+            <w:tcW w:w="2609" w:type="dxa"/>
+          </w:tcPr>
+          <w:p>
+            <w:pPr>
+              <w:pStyle w:val="TableParagraph"/>
+              <w:spacing w:before="3"/>
+              <w:ind w:left="3" w:right="2"/>
+              <w:jc w:val="center"/>
+              <w:rPr>
+                <w:b/>
+                <w:bCs/>
+                <w:w w:val="120"/>
+                <w:sz w:val="20"/>
+              </w:rPr>
+            </w:pPr>
+            <w:r>
+              <w:rPr>
+                <w:w w:val="120"/>
+                <w:sz w:val="20"/>
+              </w:rPr>
+              <w:t>2020</w:t>
+            </w:r>
+            <w:r>
+              <w:rPr>
+                <w:spacing w:val="-10"/>
+                <w:w w:val="120"/>
+                <w:sz w:val="20"/>
+              </w:rPr>
+              <w:t xml:space="preserve"> 年 </w:t>
+            </w:r>
+            <w:r>
+              <w:rPr>
+                <w:rFonts w:asciiTheme="minorHAnsi" w:hAnsiTheme="minorHAnsi" w:cstheme="minorHAnsi"/>
+                <w:w w:val="120"/>
+                <w:sz w:val="20"/>
+              </w:rPr>
+              <w:t>09</w:t>
+            </w:r>
+            <w:r>
+              <w:rPr>
+                <w:spacing w:val="-13"/>
+                <w:w w:val="120"/>
+                <w:sz w:val="20"/>
+              </w:rPr>
+              <w:t xml:space="preserve"> 月</w:t>
+            </w:r>
+          </w:p>
+        </w:tc>
+        <w:tc>
+          <w:tcPr>
+            <w:tcW w:w="7848" w:type="dxa"/>
+          </w:tcPr>
+          <w:p>
+            <w:pPr>
+              <w:pStyle w:val="TableParagraph"/>
+              <w:spacing w:before="3"/>
+              <w:ind w:left="102"/>
+              <w:rPr>
+                <w:spacing w:val="-3"/>
+                <w:sz w:val="20"/>
+                <w:lang w:eastAsia="ja-JP"/>
+              </w:rPr>
+            </w:pPr>
+            <w:r>
+              <w:rPr>
+                <w:spacing w:val="-2"/>
+                <w:sz w:val="20"/>
+                <w:lang w:eastAsia="ja-JP"/>
+              </w:rPr>
+              <w:t>BJTビジネス日本語能力テスト J3取得</w:t>
             </w:r>
           </w:p>
         </w:tc>

--- a/assets/pdf/職務経歴書.docx
+++ b/assets/pdf/職務経歴書.docx
@@ -2237,13 +2237,13 @@
             </w:r>
             <w:r>
               <w:rPr>
-                <w:rFonts w:hint="eastAsia"/>
+                <w:rFonts w:asciiTheme="minorHAnsi" w:hAnsiTheme="minorHAnsi" w:cstheme="minorHAnsi"/>
                 <w:color w:val="414142"/>
                 <w:spacing w:val="-2"/>
                 <w:sz w:val="20"/>
                 <w:lang w:eastAsia="ja-JP"/>
               </w:rPr>
-              <w:t>3</w:t>
+              <w:t>5</w:t>
             </w:r>
             <w:r>
               <w:rPr>
